--- a/word_reports/LP_0345_위치_185_The J. Geils Band_Love St.docx
+++ b/word_reports/LP_0345_위치_185_The J. Geils Band_Love St.docx
@@ -4,7 +4,7 @@
   <w:body>
     <w:p>
       <w:pPr>
-        <w:spacing w:after="280"/>
+        <w:spacing w:after="80"/>
       </w:pPr>
       <w:r>
         <w:rPr w:rFonts="맑은 고딕">
@@ -13,94 +13,47 @@
           <w:color w:val="1E3A8A"/>
           <w:sz w:val="30"/>
         </w:rPr>
-        <w:t>[185] The J. Geils Band - Love Stinks</w:t>
+        <w:t>The J. Geils Band (J. 게일스 밴드) - Love Stinks</w:t>
       </w:r>
     </w:p>
     <w:p>
       <w:pPr>
-        <w:spacing w:after="320"/>
+        <w:spacing w:after="240"/>
       </w:pPr>
       <w:r>
         <w:rPr w:rFonts="맑은 고딕">
           <w:rFonts w:ascii="맑은 고딕" w:hAnsi="맑은 고딕" w:eastAsia="맑은 고딕"/>
           <w:b/>
-          <w:sz w:val="20"/>
+          <w:color w:val="4B5563"/>
+          <w:sz w:val="22"/>
         </w:rPr>
-        <w:t>■ 위치 : 185</w:t>
-        <w:br/>
-      </w:r>
-      <w:r>
-        <w:rPr w:rFonts="맑은 고딕">
-          <w:rFonts w:ascii="맑은 고딕" w:hAnsi="맑은 고딕" w:eastAsia="맑은 고딕"/>
-          <w:b/>
-          <w:sz w:val="20"/>
-        </w:rPr>
-        <w:t>■ 아티스트 : The J. Geils Band</w:t>
-        <w:br/>
-      </w:r>
-      <w:r>
-        <w:rPr w:rFonts="맑은 고딕">
-          <w:rFonts w:ascii="맑은 고딕" w:hAnsi="맑은 고딕" w:eastAsia="맑은 고딕"/>
-          <w:b/>
-          <w:sz w:val="20"/>
-        </w:rPr>
-        <w:t>■ 앨범명 : Love Stinks</w:t>
-        <w:br/>
-      </w:r>
-      <w:r>
-        <w:rPr w:rFonts="맑은 고딕">
-          <w:rFonts w:ascii="맑은 고딕" w:hAnsi="맑은 고딕" w:eastAsia="맑은 고딕"/>
-          <w:b w:val="0"/>
-          <w:sz w:val="20"/>
-        </w:rPr>
-        <w:t>■ 음반 레이블 : EMI America</w:t>
-        <w:br/>
-      </w:r>
-      <w:r>
-        <w:rPr w:rFonts="맑은 고딕">
-          <w:rFonts w:ascii="맑은 고딕" w:hAnsi="맑은 고딕" w:eastAsia="맑은 고딕"/>
-          <w:b w:val="0"/>
-          <w:sz w:val="20"/>
-        </w:rPr>
-        <w:t>■ 발매년도 : 1980</w:t>
-        <w:br/>
-      </w:r>
-      <w:r>
-        <w:rPr w:rFonts="맑은 고딕">
-          <w:rFonts w:ascii="맑은 고딕" w:hAnsi="맑은 고딕" w:eastAsia="맑은 고딕"/>
-          <w:b w:val="0"/>
-          <w:sz w:val="20"/>
-        </w:rPr>
-        <w:t>■ 장르 : 록 (Rock), 뉴웨이브 (New Wave), 하드 록 (Hard Rock)</w:t>
-        <w:br/>
-      </w:r>
-      <w:r>
-        <w:rPr w:rFonts="맑은 고딕">
-          <w:rFonts w:ascii="맑은 고딕" w:hAnsi="맑은 고딕" w:eastAsia="맑은 고딕"/>
-          <w:b w:val="0"/>
-          <w:sz w:val="20"/>
-        </w:rPr>
-        <w:t>■ 주요 수록곡 : 1. Just Can't Wait</w:t>
-        <w:br/>
+        <w:t>위치 :  185</w:t>
       </w:r>
     </w:p>
     <w:p>
       <w:pPr>
-        <w:spacing w:after="160"/>
+        <w:spacing w:line="324" w:lineRule="auto" w:before="80" w:after="160"/>
       </w:pPr>
       <w:r>
         <w:rPr w:rFonts="맑은 고딕">
           <w:rFonts w:ascii="맑은 고딕" w:hAnsi="맑은 고딕" w:eastAsia="맑은 고딕"/>
           <w:b/>
           <w:color w:val="1F2937"/>
-          <w:sz w:val="24"/>
+          <w:sz w:val="22"/>
         </w:rPr>
-        <w:t>■ 음반 해설 및 감상 가이드</w:t>
+        <w:t xml:space="preserve">[음반 소개] </w:t>
+      </w:r>
+      <w:r>
+        <w:rPr w:rFonts="맑은 고딕">
+          <w:rFonts w:ascii="맑은 고딕" w:hAnsi="맑은 고딕" w:eastAsia="맑은 고딕"/>
+          <w:b w:val="0"/>
+          <w:sz w:val="21"/>
+        </w:rPr>
       </w:r>
     </w:p>
     <w:p>
       <w:pPr>
-        <w:spacing w:line="312" w:lineRule="auto" w:after="120"/>
+        <w:spacing w:line="324" w:lineRule="auto" w:after="120"/>
       </w:pPr>
       <w:r>
         <w:rPr w:rFonts="맑은 고딕">
@@ -108,51 +61,608 @@
           <w:b w:val="0"/>
           <w:sz w:val="21"/>
         </w:rPr>
-        <w:t>1980년에 발매된 제이 가일스 밴드(The J. Geils Band)의 열한 번째 스튜디오 앨범 《Love Stinks》는 밴드의 음악적 커리어에서 거대한 전환점을 형성하는 작품입니다. 1970년대 내내 거친 블루스 록과 아메리칸 리듬 앤 블루스를 기반으로 화려한 라이브를 선보이던 이들은, 1980년대라는 새로운 시대의 포문을 열며 신디사이저의 사용과 뉴웨이브적 감성을 적극적으로 포용했습니다. 본 작은 이들의 전통적인 뿌리와 현대적인 팝 사운드가 가장 절묘하게 조화를 이루며 밴드의 대중적 스펙트럼을 넓힌 명반으로 평가받습니다.</w:t>
+        <w:t>1980년이라는 찬란한 연대의 문턱에서 거친 정통 블루스 록의 숨결과 세련된 뉴웨이브 감각을 대담하게 융합해 낸 The J. Geils Band의 아홉 번째 정규 걸작입니다. 낭만과 냉소가 교차하는 차가운 도시의 밤을 배경으로, 사랑의 역설과 쓰라림을 특유의 유쾌하고 날 선 에너지를 통해 독창적인 음악 언어로 승화시켰습니다. 턴테이블의 회전을 타고 흐르는 역동적인 그루브 속에는 격동하던 80년대 초입 청춘들의 자유분방한 심장 박동이 고스란히 각인되어 있어, 반세기가 흐른 오늘날에도 변치 않는 아날로그의 전율을 전합니다.</w:t>
       </w:r>
     </w:p>
     <w:p>
       <w:pPr>
-        <w:spacing w:line="312" w:lineRule="auto" w:after="120"/>
+        <w:spacing w:line="324" w:lineRule="auto" w:before="200" w:after="80"/>
       </w:pPr>
+      <w:r>
+        <w:rPr w:rFonts="맑은 고딕">
+          <w:rFonts w:ascii="맑은 고딕" w:hAnsi="맑은 고딕" w:eastAsia="맑은 고딕"/>
+          <w:b/>
+          <w:color w:val="1E3A8A"/>
+          <w:sz w:val="24"/>
+        </w:rPr>
+        <w:t>1. 음반 데이터</w:t>
+      </w:r>
+    </w:p>
+    <w:p>
+      <w:pPr>
+        <w:spacing w:line="324" w:lineRule="auto" w:after="80"/>
+      </w:pPr>
+      <w:r>
+        <w:rPr w:rFonts="맑은 고딕">
+          <w:rFonts w:ascii="맑은 고딕" w:hAnsi="맑은 고딕" w:eastAsia="맑은 고딕"/>
+          <w:b w:val="0"/>
+          <w:color w:val="6B7280"/>
+          <w:sz w:val="21"/>
+        </w:rPr>
+        <w:t xml:space="preserve">· </w:t>
+      </w:r>
+      <w:r>
+        <w:rPr w:rFonts="맑은 고딕">
+          <w:rFonts w:ascii="맑은 고딕" w:hAnsi="맑은 고딕" w:eastAsia="맑은 고딕"/>
+          <w:b/>
+          <w:color w:val="1F2937"/>
+          <w:sz w:val="21"/>
+        </w:rPr>
+        <w:t xml:space="preserve">앨범명: </w:t>
+      </w:r>
       <w:r>
         <w:rPr w:rFonts="맑은 고딕">
           <w:rFonts w:ascii="맑은 고딕" w:hAnsi="맑은 고딕" w:eastAsia="맑은 고딕"/>
           <w:b w:val="0"/>
           <w:sz w:val="21"/>
         </w:rPr>
-        <w:t>이 음반은 프로듀서이자 키보디스트인 세스 저스트먼(Seth Justman)의 감각적인 편곡과 리드 보컬 피터 울프(Peter Wolf)의 거칠면서도 위트 넘치는 가창이 오롯이 빛을 발합니다. 정교하게 배치된 팝적인 훅(Hook)과 매직 딕(Magic Dick)의 날카로운 하모니카 연주, 그리고 제이 가일스의 탄탄한 기타 리프는 듣는 이에게 폭발적인 에너지를 선사합니다. 특히 사랑에 대한 환상을 깨트리는 유쾌하고도 냉소적인 시선의 가사는 밴드 특유의 재치와 어우러져 독보적인 매력을 발휘합니다.</w:t>
+        <w:t>Love Stinks</w:t>
       </w:r>
     </w:p>
     <w:p>
       <w:pPr>
-        <w:spacing w:line="312" w:lineRule="auto" w:after="120"/>
+        <w:spacing w:line="324" w:lineRule="auto" w:after="80"/>
       </w:pPr>
+      <w:r>
+        <w:rPr w:rFonts="맑은 고딕">
+          <w:rFonts w:ascii="맑은 고딕" w:hAnsi="맑은 고딕" w:eastAsia="맑은 고딕"/>
+          <w:b w:val="0"/>
+          <w:color w:val="6B7280"/>
+          <w:sz w:val="21"/>
+        </w:rPr>
+        <w:t xml:space="preserve">· </w:t>
+      </w:r>
+      <w:r>
+        <w:rPr w:rFonts="맑은 고딕">
+          <w:rFonts w:ascii="맑은 고딕" w:hAnsi="맑은 고딕" w:eastAsia="맑은 고딕"/>
+          <w:b/>
+          <w:color w:val="1F2937"/>
+          <w:sz w:val="21"/>
+        </w:rPr>
+        <w:t xml:space="preserve">아티스트: </w:t>
+      </w:r>
       <w:r>
         <w:rPr w:rFonts="맑은 고딕">
           <w:rFonts w:ascii="맑은 고딕" w:hAnsi="맑은 고딕" w:eastAsia="맑은 고딕"/>
           <w:b w:val="0"/>
           <w:sz w:val="21"/>
         </w:rPr>
-        <w:t>음악적 감상의 중심축을 이루는 타이틀곡 "Love Stinks"는 중독성 강한 멜로디와 스피커를 뚫고 나오는 에너지로 단숨에 대중을 사로잡으며 80년대 아메리칸 록의 대표적인 앤섬(Anthem)으로 자리매김했습니다. 또한, 신디사이저의 질감이 돋보이는 "Come Back"은 댄서블한 리듬과 뉴웨이브적 감각이 결합된 수작이며, 앨범의 대미를 장식하는 "No Anchovies, Please"는 유머러스한 스포큰 워드(Spoken Word) 서사와 기발한 효과음이 어우러진 특색 있는 트랙으로 음반의 다채로움을 더합니다.</w:t>
+        <w:t>The J. Geils Band (J. 게일스 밴드)</w:t>
       </w:r>
     </w:p>
     <w:p>
       <w:pPr>
-        <w:spacing w:line="312" w:lineRule="auto" w:after="120"/>
+        <w:spacing w:line="324" w:lineRule="auto" w:after="80"/>
       </w:pPr>
+      <w:r>
+        <w:rPr w:rFonts="맑은 고딕">
+          <w:rFonts w:ascii="맑은 고딕" w:hAnsi="맑은 고딕" w:eastAsia="맑은 고딕"/>
+          <w:b w:val="0"/>
+          <w:color w:val="6B7280"/>
+          <w:sz w:val="21"/>
+        </w:rPr>
+        <w:t xml:space="preserve">· </w:t>
+      </w:r>
+      <w:r>
+        <w:rPr w:rFonts="맑은 고딕">
+          <w:rFonts w:ascii="맑은 고딕" w:hAnsi="맑은 고딕" w:eastAsia="맑은 고딕"/>
+          <w:b/>
+          <w:color w:val="1F2937"/>
+          <w:sz w:val="21"/>
+        </w:rPr>
+        <w:t xml:space="preserve">발매 정보: </w:t>
+      </w:r>
       <w:r>
         <w:rPr w:rFonts="맑은 고딕">
           <w:rFonts w:ascii="맑은 고딕" w:hAnsi="맑은 고딕" w:eastAsia="맑은 고딕"/>
           <w:b w:val="0"/>
           <w:sz w:val="21"/>
         </w:rPr>
-        <w:t>결과적으로 《Love Stinks》는 제이 가일스 밴드가 이듬해 빌보드 차트 정상을 차지하는 세계적인 대성공작 《Freeze-Frame》(1981)으로 나아가는 완벽한 교량 역할을 해냈습니다. 시대의 변화를 읽어내는 탁월한 감각과 정통 록 음악의 야성미를 잃지 않은 날카로운 균형 감각이 돋보이는 이 음반은, 1980년대 초반 아메리칸 록 신의 활력을 가장 잘 증명하는 소중한 음악적 유산입니다.</w:t>
+        <w:t>1980년 1월 EMI America 레코드를 통해 세상에 첫선을 보인 본작은, 보스턴 정통 하드 블러핑 블루스 밴드로 출발했던 이들이 1980년대라는 새로운 시대를 맞이하여 현대적인 신디사이저 사운드와 파워 팝의 세련미를 적극적으로 수용하며 음악적 지평을 확장한 기념비적 전환점입니다.</w:t>
+      </w:r>
+    </w:p>
+    <w:p>
+      <w:pPr>
+        <w:spacing w:line="324" w:lineRule="auto" w:after="80"/>
+      </w:pPr>
+      <w:r>
+        <w:rPr w:rFonts="맑은 고딕">
+          <w:rFonts w:ascii="맑은 고딕" w:hAnsi="맑은 고딕" w:eastAsia="맑은 고딕"/>
+          <w:b w:val="0"/>
+          <w:color w:val="6B7280"/>
+          <w:sz w:val="21"/>
+        </w:rPr>
+        <w:t xml:space="preserve">· </w:t>
+      </w:r>
+      <w:r>
+        <w:rPr w:rFonts="맑은 고딕">
+          <w:rFonts w:ascii="맑은 고딕" w:hAnsi="맑은 고딕" w:eastAsia="맑은 고딕"/>
+          <w:b/>
+          <w:color w:val="1F2937"/>
+          <w:sz w:val="21"/>
+        </w:rPr>
+        <w:t xml:space="preserve">LP 인기도(판매량): </w:t>
+      </w:r>
+      <w:r>
+        <w:rPr w:rFonts="맑은 고딕">
+          <w:rFonts w:ascii="맑은 고딕" w:hAnsi="맑은 고딕" w:eastAsia="맑은 고딕"/>
+          <w:b w:val="0"/>
+          <w:sz w:val="21"/>
+        </w:rPr>
+        <w:t>발매 당시 미국 빌보드 200 앨범 차트 18위에 오르며 미국 음반 산업 협회(RIAA) 골드(Gold, 50만 장 이상) 인증을 획득하였고, 타이틀곡 'Love Stinks'와 리드 싱글 'Come Back'이 잇달아 빌보드 핫 100 차트 상위권에 안착하며 밴드가 맞이할 황금기의 서막을 화려하게 장식했습니다.</w:t>
+      </w:r>
+    </w:p>
+    <w:p>
+      <w:pPr>
+        <w:spacing w:line="324" w:lineRule="auto" w:after="80"/>
+      </w:pPr>
+      <w:r>
+        <w:rPr w:rFonts="맑은 고딕">
+          <w:rFonts w:ascii="맑은 고딕" w:hAnsi="맑은 고딕" w:eastAsia="맑은 고딕"/>
+          <w:b w:val="0"/>
+          <w:color w:val="6B7280"/>
+          <w:sz w:val="21"/>
+        </w:rPr>
+        <w:t xml:space="preserve">· </w:t>
+      </w:r>
+      <w:r>
+        <w:rPr w:rFonts="맑은 고딕">
+          <w:rFonts w:ascii="맑은 고딕" w:hAnsi="맑은 고딕" w:eastAsia="맑은 고딕"/>
+          <w:b/>
+          <w:color w:val="1F2937"/>
+          <w:sz w:val="21"/>
+        </w:rPr>
+        <w:t xml:space="preserve">각종 수상경력: </w:t>
+      </w:r>
+      <w:r>
+        <w:rPr w:rFonts="맑은 고딕">
+          <w:rFonts w:ascii="맑은 고딕" w:hAnsi="맑은 고딕" w:eastAsia="맑은 고딕"/>
+          <w:b w:val="0"/>
+          <w:sz w:val="21"/>
+        </w:rPr>
+        <w:t>그래미 시상식 록 부문 후보 지명 및 당대 평단으로부터 '가장 지적이며 폭발적인 파티 록 앨범'이라는 격찬을 받았으며, 훗날 유수의 영화와 대중문화 콘텐츠에 끊임없이 오마주되며 80년대 아메리칸 록을 대표하는 클래식 명반으로서의 권위를 확고히 공인받았습니다.</w:t>
+      </w:r>
+    </w:p>
+    <w:p>
+      <w:pPr>
+        <w:spacing w:line="324" w:lineRule="auto" w:before="200" w:after="80"/>
+      </w:pPr>
+      <w:r>
+        <w:rPr w:rFonts="맑은 고딕">
+          <w:rFonts w:ascii="맑은 고딕" w:hAnsi="맑은 고딕" w:eastAsia="맑은 고딕"/>
+          <w:b/>
+          <w:color w:val="1E3A8A"/>
+          <w:sz w:val="24"/>
+        </w:rPr>
+        <w:t>2. 아티스트 정보</w:t>
+      </w:r>
+    </w:p>
+    <w:p>
+      <w:pPr>
+        <w:spacing w:line="324" w:lineRule="auto" w:after="80"/>
+      </w:pPr>
+      <w:r>
+        <w:rPr w:rFonts="맑은 고딕">
+          <w:rFonts w:ascii="맑은 고딕" w:hAnsi="맑은 고딕" w:eastAsia="맑은 고딕"/>
+          <w:b w:val="0"/>
+          <w:color w:val="6B7280"/>
+          <w:sz w:val="21"/>
+        </w:rPr>
+        <w:t xml:space="preserve">· </w:t>
+      </w:r>
+      <w:r>
+        <w:rPr w:rFonts="맑은 고딕">
+          <w:rFonts w:ascii="맑은 고딕" w:hAnsi="맑은 고딕" w:eastAsia="맑은 고딕"/>
+          <w:b/>
+          <w:color w:val="1F2937"/>
+          <w:sz w:val="21"/>
+        </w:rPr>
+        <w:t xml:space="preserve">국적: </w:t>
+      </w:r>
+      <w:r>
+        <w:rPr w:rFonts="맑은 고딕">
+          <w:rFonts w:ascii="맑은 고딕" w:hAnsi="맑은 고딕" w:eastAsia="맑은 고딕"/>
+          <w:b w:val="0"/>
+          <w:sz w:val="21"/>
+        </w:rPr>
+        <w:t>미국 (USA)</w:t>
+      </w:r>
+    </w:p>
+    <w:p>
+      <w:pPr>
+        <w:spacing w:line="324" w:lineRule="auto" w:after="80"/>
+      </w:pPr>
+      <w:r>
+        <w:rPr w:rFonts="맑은 고딕">
+          <w:rFonts w:ascii="맑은 고딕" w:hAnsi="맑은 고딕" w:eastAsia="맑은 고딕"/>
+          <w:b w:val="0"/>
+          <w:color w:val="6B7280"/>
+          <w:sz w:val="21"/>
+        </w:rPr>
+        <w:t xml:space="preserve">· </w:t>
+      </w:r>
+      <w:r>
+        <w:rPr w:rFonts="맑은 고딕">
+          <w:rFonts w:ascii="맑은 고딕" w:hAnsi="맑은 고딕" w:eastAsia="맑은 고딕"/>
+          <w:b/>
+          <w:color w:val="1F2937"/>
+          <w:sz w:val="21"/>
+        </w:rPr>
+        <w:t xml:space="preserve">생몰년도: </w:t>
+      </w:r>
+      <w:r>
+        <w:rPr w:rFonts="맑은 고딕">
+          <w:rFonts w:ascii="맑은 고딕" w:hAnsi="맑은 고딕" w:eastAsia="맑은 고딕"/>
+          <w:b w:val="0"/>
+          <w:sz w:val="21"/>
+        </w:rPr>
+        <w:t>1967년 결성</w:t>
+      </w:r>
+    </w:p>
+    <w:p>
+      <w:pPr>
+        <w:spacing w:line="324" w:lineRule="auto" w:after="80"/>
+      </w:pPr>
+      <w:r>
+        <w:rPr w:rFonts="맑은 고딕">
+          <w:rFonts w:ascii="맑은 고딕" w:hAnsi="맑은 고딕" w:eastAsia="맑은 고딕"/>
+          <w:b w:val="0"/>
+          <w:color w:val="6B7280"/>
+          <w:sz w:val="21"/>
+        </w:rPr>
+        <w:t xml:space="preserve">· </w:t>
+      </w:r>
+      <w:r>
+        <w:rPr w:rFonts="맑은 고딕">
+          <w:rFonts w:ascii="맑은 고딕" w:hAnsi="맑은 고딕" w:eastAsia="맑은 고딕"/>
+          <w:b/>
+          <w:color w:val="1F2937"/>
+          <w:sz w:val="21"/>
+        </w:rPr>
+        <w:t xml:space="preserve">그룹 소속: </w:t>
+      </w:r>
+      <w:r>
+        <w:rPr w:rFonts="맑은 고딕">
+          <w:rFonts w:ascii="맑은 고딕" w:hAnsi="맑은 고딕" w:eastAsia="맑은 고딕"/>
+          <w:b w:val="0"/>
+          <w:sz w:val="21"/>
+        </w:rPr>
+        <w:t>6인조 록 그룹 (The J. Geils Band)</w:t>
+      </w:r>
+    </w:p>
+    <w:p>
+      <w:pPr>
+        <w:spacing w:line="324" w:lineRule="auto" w:after="80"/>
+      </w:pPr>
+      <w:r>
+        <w:rPr w:rFonts="맑은 고딕">
+          <w:rFonts w:ascii="맑은 고딕" w:hAnsi="맑은 고딕" w:eastAsia="맑은 고딕"/>
+          <w:b w:val="0"/>
+          <w:color w:val="6B7280"/>
+          <w:sz w:val="21"/>
+        </w:rPr>
+        <w:t xml:space="preserve">· </w:t>
+      </w:r>
+      <w:r>
+        <w:rPr w:rFonts="맑은 고딕">
+          <w:rFonts w:ascii="맑은 고딕" w:hAnsi="맑은 고딕" w:eastAsia="맑은 고딕"/>
+          <w:b/>
+          <w:color w:val="1F2937"/>
+          <w:sz w:val="21"/>
+        </w:rPr>
+        <w:t xml:space="preserve">아티스트 소개: </w:t>
+      </w:r>
+      <w:r>
+        <w:rPr w:rFonts="맑은 고딕">
+          <w:rFonts w:ascii="맑은 고딕" w:hAnsi="맑은 고딕" w:eastAsia="맑은 고딕"/>
+          <w:b w:val="0"/>
+          <w:sz w:val="21"/>
+        </w:rPr>
+        <w:t>카리스마 넘치는 보컬리스트 피터 울프(Peter Wolf)의 독보적인 무대 장악력과 기타리스트 J. 게일스(J. Geils), 하모니카의 거장 매직 딕(Magic Dick)의 견고한 연주력으로 무장한 보스턴 출신의 전설적 록 밴드입니다. 블루스와 솔(Soul) 음악의 짙은 뿌리 위에 팝과 뉴웨이브의 시대적 숨결을 능숙하게 조화시키며, 아메리칸 로큰롤 역사에서 가장 뜨겁고 생명력 넘치는 파티 록의 미학을 확립한 선구자로 평가받습니다.</w:t>
+      </w:r>
+    </w:p>
+    <w:p>
+      <w:pPr>
+        <w:spacing w:line="324" w:lineRule="auto" w:before="200" w:after="80"/>
+      </w:pPr>
+      <w:r>
+        <w:rPr w:rFonts="맑은 고딕">
+          <w:rFonts w:ascii="맑은 고딕" w:hAnsi="맑은 고딕" w:eastAsia="맑은 고딕"/>
+          <w:b/>
+          <w:color w:val="1E3A8A"/>
+          <w:sz w:val="24"/>
+        </w:rPr>
+        <w:t>3. 음반 상세 분석</w:t>
+      </w:r>
+    </w:p>
+    <w:p>
+      <w:pPr>
+        <w:spacing w:line="324" w:lineRule="auto" w:after="80"/>
+      </w:pPr>
+      <w:r>
+        <w:rPr w:rFonts="맑은 고딕">
+          <w:rFonts w:ascii="맑은 고딕" w:hAnsi="맑은 고딕" w:eastAsia="맑은 고딕"/>
+          <w:b w:val="0"/>
+          <w:color w:val="6B7280"/>
+          <w:sz w:val="21"/>
+        </w:rPr>
+        <w:t xml:space="preserve">· </w:t>
+      </w:r>
+      <w:r>
+        <w:rPr w:rFonts="맑은 고딕">
+          <w:rFonts w:ascii="맑은 고딕" w:hAnsi="맑은 고딕" w:eastAsia="맑은 고딕"/>
+          <w:b/>
+          <w:color w:val="1F2937"/>
+          <w:sz w:val="21"/>
+        </w:rPr>
+        <w:t xml:space="preserve">역사적 위치: </w:t>
+      </w:r>
+      <w:r>
+        <w:rPr w:rFonts="맑은 고딕">
+          <w:rFonts w:ascii="맑은 고딕" w:hAnsi="맑은 고딕" w:eastAsia="맑은 고딕"/>
+          <w:b w:val="0"/>
+          <w:sz w:val="21"/>
+        </w:rPr>
+        <w:t>1970년대의 거친 펍 록과 블루스 기반의 연주력에서 1980년대 대중적 팝 록으로 도약하는 결정적 가교를 놓은 앨범입니다. 프로듀서이자 건반 연주자인 세스 저스트먼(Seth Justman)의 세련된 신디사이저 편곡과 피터 울프의 위트 넘치는 서사가 정교한 균형을 이루며, 전 세계를 뒤흔든 차기작 《Freeze-Frame》(1981)의 폭발적 성공을 예견한 예술적 분기점이자 음악적 완성도의 정점을 보여줍니다.</w:t>
+      </w:r>
+    </w:p>
+    <w:p>
+      <w:pPr>
+        <w:spacing w:line="324" w:lineRule="auto" w:after="80"/>
+      </w:pPr>
+      <w:r>
+        <w:rPr w:rFonts="맑은 고딕">
+          <w:rFonts w:ascii="맑은 고딕" w:hAnsi="맑은 고딕" w:eastAsia="맑은 고딕"/>
+          <w:b w:val="0"/>
+          <w:color w:val="6B7280"/>
+          <w:sz w:val="21"/>
+        </w:rPr>
+        <w:t xml:space="preserve">· </w:t>
+      </w:r>
+      <w:r>
+        <w:rPr w:rFonts="맑은 고딕">
+          <w:rFonts w:ascii="맑은 고딕" w:hAnsi="맑은 고딕" w:eastAsia="맑은 고딕"/>
+          <w:b/>
+          <w:color w:val="1F2937"/>
+          <w:sz w:val="21"/>
+        </w:rPr>
+        <w:t xml:space="preserve">시대의 흔적(스토리텔링): </w:t>
+      </w:r>
+      <w:r>
+        <w:rPr w:rFonts="맑은 고딕">
+          <w:rFonts w:ascii="맑은 고딕" w:hAnsi="맑은 고딕" w:eastAsia="맑은 고딕"/>
+          <w:b w:val="0"/>
+          <w:sz w:val="21"/>
+        </w:rPr>
+        <w:t>1980년이라는 시점은 디스코의 열풍이 잦아들고 MTV 시대의 도래 직전, 새로운 세대의 록 음악이 거칠게 태동하던 전환기였습니다. 본 음반은 감상주의에 젖어 있던 전통적인 사랑 노래의 환상을 해학적으로 해체하며, 차가운 산업 사회 속에서 상처 입으면서도 웃음을 잃지 않으려 했던 도시 청춘들의 솔직하고 씁쓸한 고백을 거침없는 로큰롤 비트에 고스란히 담아내고 있습니다.</w:t>
+      </w:r>
+    </w:p>
+    <w:p>
+      <w:pPr>
+        <w:spacing w:line="324" w:lineRule="auto" w:before="200" w:after="80"/>
+      </w:pPr>
+      <w:r>
+        <w:rPr w:rFonts="맑은 고딕">
+          <w:rFonts w:ascii="맑은 고딕" w:hAnsi="맑은 고딕" w:eastAsia="맑은 고딕"/>
+          <w:b/>
+          <w:color w:val="1E3A8A"/>
+          <w:sz w:val="24"/>
+        </w:rPr>
+        <w:t>4. 주요 수록곡 및 감상 제언</w:t>
+      </w:r>
+    </w:p>
+    <w:p>
+      <w:pPr>
+        <w:spacing w:line="324" w:lineRule="auto" w:after="80"/>
+      </w:pPr>
+      <w:r>
+        <w:rPr w:rFonts="맑은 고딕">
+          <w:rFonts w:ascii="맑은 고딕" w:hAnsi="맑은 고딕" w:eastAsia="맑은 고딕"/>
+          <w:b w:val="0"/>
+          <w:color w:val="6B7280"/>
+          <w:sz w:val="21"/>
+        </w:rPr>
+        <w:t xml:space="preserve">· </w:t>
+      </w:r>
+      <w:r>
+        <w:rPr w:rFonts="맑은 고딕">
+          <w:rFonts w:ascii="맑은 고딕" w:hAnsi="맑은 고딕" w:eastAsia="맑은 고딕"/>
+          <w:b/>
+          <w:color w:val="1F2937"/>
+          <w:sz w:val="21"/>
+        </w:rPr>
+        <w:t xml:space="preserve">주요 수록곡 특징: </w:t>
+      </w:r>
+      <w:r>
+        <w:rPr w:rFonts="맑은 고딕">
+          <w:rFonts w:ascii="맑은 고딕" w:hAnsi="맑은 고딕" w:eastAsia="맑은 고딕"/>
+          <w:b w:val="0"/>
+          <w:sz w:val="21"/>
+        </w:rPr>
+      </w:r>
+    </w:p>
+    <w:p>
+      <w:pPr>
+        <w:spacing w:line="324" w:lineRule="auto" w:after="80"/>
+      </w:pPr>
+      <w:r>
+        <w:rPr w:rFonts="맑은 고딕">
+          <w:rFonts w:ascii="맑은 고딕" w:hAnsi="맑은 고딕" w:eastAsia="맑은 고딕"/>
+          <w:b w:val="0"/>
+          <w:color w:val="6B7280"/>
+          <w:sz w:val="21"/>
+        </w:rPr>
+        <w:t xml:space="preserve">· </w:t>
+      </w:r>
+      <w:r>
+        <w:rPr w:rFonts="맑은 고딕">
+          <w:rFonts w:ascii="맑은 고딕" w:hAnsi="맑은 고딕" w:eastAsia="맑은 고딕"/>
+          <w:b/>
+          <w:color w:val="1F2937"/>
+          <w:sz w:val="21"/>
+        </w:rPr>
+        <w:t xml:space="preserve">"Just Can't Wait": </w:t>
+      </w:r>
+      <w:r>
+        <w:rPr w:rFonts="맑은 고딕">
+          <w:rFonts w:ascii="맑은 고딕" w:hAnsi="맑은 고딕" w:eastAsia="맑은 고딕"/>
+          <w:b w:val="0"/>
+          <w:sz w:val="21"/>
+        </w:rPr>
+        <w:t>앨범의 포문을 여는 질주감 넘치는 트랙으로, 숨 가쁜 리듬과 날카로운 기타 리프가 청자에게 압도적인 생동감과 카타르시스를 선사합니다.</w:t>
+      </w:r>
+    </w:p>
+    <w:p>
+      <w:pPr>
+        <w:spacing w:line="324" w:lineRule="auto" w:after="80"/>
+      </w:pPr>
+      <w:r>
+        <w:rPr w:rFonts="맑은 고딕">
+          <w:rFonts w:ascii="맑은 고딕" w:hAnsi="맑은 고딕" w:eastAsia="맑은 고딕"/>
+          <w:b w:val="0"/>
+          <w:color w:val="6B7280"/>
+          <w:sz w:val="21"/>
+        </w:rPr>
+        <w:t xml:space="preserve">· </w:t>
+      </w:r>
+      <w:r>
+        <w:rPr w:rFonts="맑은 고딕">
+          <w:rFonts w:ascii="맑은 고딕" w:hAnsi="맑은 고딕" w:eastAsia="맑은 고딕"/>
+          <w:b/>
+          <w:color w:val="1F2937"/>
+          <w:sz w:val="21"/>
+        </w:rPr>
+        <w:t xml:space="preserve">"Come Back": </w:t>
+      </w:r>
+      <w:r>
+        <w:rPr w:rFonts="맑은 고딕">
+          <w:rFonts w:ascii="맑은 고딕" w:hAnsi="맑은 고딕" w:eastAsia="맑은 고딕"/>
+          <w:b w:val="0"/>
+          <w:sz w:val="21"/>
+        </w:rPr>
+        <w:t>펑키한 베이스라인과 서정적인 멜로디, 짙은 블루지 감성이 뉴웨이브 신스 사운드와 완벽한 조화를 이루는 매혹적인 곡입니다.</w:t>
+      </w:r>
+    </w:p>
+    <w:p>
+      <w:pPr>
+        <w:spacing w:line="324" w:lineRule="auto" w:after="80"/>
+      </w:pPr>
+      <w:r>
+        <w:rPr w:rFonts="맑은 고딕">
+          <w:rFonts w:ascii="맑은 고딕" w:hAnsi="맑은 고딕" w:eastAsia="맑은 고딕"/>
+          <w:b w:val="0"/>
+          <w:color w:val="6B7280"/>
+          <w:sz w:val="21"/>
+        </w:rPr>
+        <w:t xml:space="preserve">· </w:t>
+      </w:r>
+      <w:r>
+        <w:rPr w:rFonts="맑은 고딕">
+          <w:rFonts w:ascii="맑은 고딕" w:hAnsi="맑은 고딕" w:eastAsia="맑은 고딕"/>
+          <w:b/>
+          <w:color w:val="1F2937"/>
+          <w:sz w:val="21"/>
+        </w:rPr>
+        <w:t xml:space="preserve">"Love Stinks": </w:t>
+      </w:r>
+      <w:r>
+        <w:rPr w:rFonts="맑은 고딕">
+          <w:rFonts w:ascii="맑은 고딕" w:hAnsi="맑은 고딕" w:eastAsia="맑은 고딕"/>
+          <w:b w:val="0"/>
+          <w:sz w:val="21"/>
+        </w:rPr>
+        <w:t>묵직한 드럼 비트와 중독성 강한 합창 코러스, 피터 울프의 익살스러우면서도 진솔한 보컬이 어우러진 본작의 백미이자 시대를 초월한 록 앤섬(Anthem)입니다.</w:t>
+      </w:r>
+    </w:p>
+    <w:p>
+      <w:pPr>
+        <w:spacing w:line="324" w:lineRule="auto" w:after="80"/>
+      </w:pPr>
+      <w:r>
+        <w:rPr w:rFonts="맑은 고딕">
+          <w:rFonts w:ascii="맑은 고딕" w:hAnsi="맑은 고딕" w:eastAsia="맑은 고딕"/>
+          <w:b w:val="0"/>
+          <w:color w:val="6B7280"/>
+          <w:sz w:val="21"/>
+        </w:rPr>
+        <w:t xml:space="preserve">· </w:t>
+      </w:r>
+      <w:r>
+        <w:rPr w:rFonts="맑은 고딕">
+          <w:rFonts w:ascii="맑은 고딕" w:hAnsi="맑은 고딕" w:eastAsia="맑은 고딕"/>
+          <w:b/>
+          <w:color w:val="1F2937"/>
+          <w:sz w:val="21"/>
+        </w:rPr>
+        <w:t xml:space="preserve">빈티지 감상 제언: </w:t>
+      </w:r>
+      <w:r>
+        <w:rPr w:rFonts="맑은 고딕">
+          <w:rFonts w:ascii="맑은 고딕" w:hAnsi="맑은 고딕" w:eastAsia="맑은 고딕"/>
+          <w:b w:val="0"/>
+          <w:sz w:val="21"/>
+        </w:rPr>
+        <w:t>진공관 앰프를 통해 증폭되는 아날로그 LP 특유의 펀치감 있는 저음과 따뜻한 질감의 기타 톤은 디지털 음원에서는 결코 느낄 수 없는 공간감을 연출합니다. 특히 매직 딕의 화려한 하모니카 솔로와 날카로운 스네어 타격음이 턴테이블 카트리지를 타고 흐를 때, 1980년대 초 아날로그 스튜디오의 공기감과 라이브 클럽의 뜨거운 열기가 눈앞에 생생히 피어오르는 전율을 경험할 수 있습니다.</w:t>
+      </w:r>
+    </w:p>
+    <w:p>
+      <w:pPr>
+        <w:spacing w:line="324" w:lineRule="auto" w:after="80"/>
+      </w:pPr>
+      <w:r>
+        <w:rPr w:rFonts="맑은 고딕">
+          <w:rFonts w:ascii="맑은 고딕" w:hAnsi="맑은 고딕" w:eastAsia="맑은 고딕"/>
+          <w:b w:val="0"/>
+          <w:color w:val="6B7280"/>
+          <w:sz w:val="21"/>
+        </w:rPr>
+        <w:t xml:space="preserve">· </w:t>
+      </w:r>
+      <w:r>
+        <w:rPr w:rFonts="맑은 고딕">
+          <w:rFonts w:ascii="맑은 고딕" w:hAnsi="맑은 고딕" w:eastAsia="맑은 고딕"/>
+          <w:b/>
+          <w:color w:val="1F2937"/>
+          <w:sz w:val="21"/>
+        </w:rPr>
+        <w:t xml:space="preserve">소장 가치: </w:t>
+      </w:r>
+      <w:r>
+        <w:rPr w:rFonts="맑은 고딕">
+          <w:rFonts w:ascii="맑은 고딕" w:hAnsi="맑은 고딕" w:eastAsia="맑은 고딕"/>
+          <w:b w:val="0"/>
+          <w:sz w:val="21"/>
+        </w:rPr>
+        <w:t>거침없는 록의 야성미와 정교한 스튜디오 프로덕션이 가장 이상적인 균형을 이루던 시절의 정점을 포착한 음반입니다. 오리지널 바이닐 프레싱 특유의 폭넓은 다이내믹 레인지는 아날로그 사운드의 참된 묘미를 추구하는 LP 컬렉터들에게 결코 놓칠 수 없는 귀중한 음악적 유산입니다.</w:t>
+      </w:r>
+    </w:p>
+    <w:p>
+      <w:pPr>
+        <w:spacing w:line="324" w:lineRule="auto" w:after="120" w:before="160"/>
+      </w:pPr>
+      <w:r>
+        <w:rPr w:rFonts="맑은 고딕">
+          <w:rFonts w:ascii="맑은 고딕" w:hAnsi="맑은 고딕" w:eastAsia="맑은 고딕"/>
+          <w:b/>
+          <w:color w:val="4338CA"/>
+          <w:sz w:val="21"/>
+        </w:rPr>
+        <w:t>이 음반을 통해 아날로그 바늘 끝에서 피어나는 유쾌한 록의 열기와 시대를 뛰어넘는 명반이 전해주는 감동을 다시 한번 경험해 보시는 것은 어떨까요?</w:t>
       </w:r>
     </w:p>
     <w:sectPr>
       <w:pgSz w:w="12240" w:h="15840"/>
-      <w:pgMar w:top="1440" w:right="1440" w:bottom="1440" w:left="1440" w:header="720" w:footer="720" w:gutter="0"/>
+      <w:pgMar w:top="1152" w:right="1296" w:bottom="1152" w:left="1296" w:header="720" w:footer="720" w:gutter="0"/>
       <w:cols w:space="720"/>
       <w:docGrid w:linePitch="360"/>
     </w:sectPr>

--- a/word_reports/LP_0345_위치_185_The J. Geils Band_Love St.docx
+++ b/word_reports/LP_0345_위치_185_The J. Geils Band_Love St.docx
@@ -32,7 +32,7 @@
     </w:p>
     <w:p>
       <w:pPr>
-        <w:spacing w:line="324" w:lineRule="auto" w:before="80" w:after="160"/>
+        <w:spacing w:line="324" w:lineRule="auto" w:before="80" w:after="120"/>
       </w:pPr>
       <w:r>
         <w:rPr w:rFonts="맑은 고딕">
@@ -42,13 +42,6 @@
           <w:sz w:val="22"/>
         </w:rPr>
         <w:t xml:space="preserve">[음반 소개] </w:t>
-      </w:r>
-      <w:r>
-        <w:rPr w:rFonts="맑은 고딕">
-          <w:rFonts w:ascii="맑은 고딕" w:hAnsi="맑은 고딕" w:eastAsia="맑은 고딕"/>
-          <w:b w:val="0"/>
-          <w:sz w:val="21"/>
-        </w:rPr>
       </w:r>
     </w:p>
     <w:p>
@@ -61,7 +54,33 @@
           <w:b w:val="0"/>
           <w:sz w:val="21"/>
         </w:rPr>
-        <w:t>1980년이라는 찬란한 연대의 문턱에서 거친 정통 블루스 록의 숨결과 세련된 뉴웨이브 감각을 대담하게 융합해 낸 The J. Geils Band의 아홉 번째 정규 걸작입니다. 낭만과 냉소가 교차하는 차가운 도시의 밤을 배경으로, 사랑의 역설과 쓰라림을 특유의 유쾌하고 날 선 에너지를 통해 독창적인 음악 언어로 승화시켰습니다. 턴테이블의 회전을 타고 흐르는 역동적인 그루브 속에는 격동하던 80년대 초입 청춘들의 자유분방한 심장 박동이 고스란히 각인되어 있어, 반세기가 흐른 오늘날에도 변치 않는 아날로그의 전율을 전합니다.</w:t>
+        <w:t>1970년대 언더그라운드 클럽의 퀴퀴한 맥주 냄새와 땀방울 맺힌 블루스 록의 정수를 대변하던 J. 게일스 밴드가 1980년대라는 새로운 시대의 문턱에서 발표한 정규 9집 앨범 《Love Stinks》는, 전통적인 아메리칸 로큰롤의 야성과 도회적인 세련미가 가장 극적으로 조우한 기념비적 역작입니다. 1970년대 후반 펑크와 뉴웨이브의 거센 물결 속에서 수많은 정통 록 밴드들이 정체성의 혼란을 겪을 때, 이들은 자신들의 뿌리인 거친 R&amp;B 사운드 위에 신디사이저의 번뜩이는 감각과 날렵한 팝 멜로디를 과감히 직조해 넣었습니다. 그 결과물은 단순한 타협이 아닌, 시대의 조류를 품어 안은 채 스스로를 찬란히 재발명해 낸 록의 찬가였습니다.</w:t>
+      </w:r>
+    </w:p>
+    <w:p>
+      <w:pPr>
+        <w:spacing w:line="324" w:lineRule="auto" w:after="120"/>
+      </w:pPr>
+      <w:r>
+        <w:rPr w:rFonts="맑은 고딕">
+          <w:rFonts w:ascii="맑은 고딕" w:hAnsi="맑은 고딕" w:eastAsia="맑은 고딕"/>
+          <w:b w:val="0"/>
+          <w:sz w:val="21"/>
+        </w:rPr>
+        <w:t>이 앨범을 관통하는 철학적 미학은 사랑이라는 보편적 환상에 대한 해학적이면서도 날카로운 해체입니다. 앨범의 동명 타이틀곡이 웅변하듯, 이들이 노래하는 사랑은 낭만주의적 유희에 갇힌 미사여구가 아니라, 때로는 비릿하고 때로는 지독한 상처를 남기는 생생한 삶의 현실 그 자체입니다. 피터 울프 특유의 연극적이면서도 호소력 짙은 보컬은 이러한 역설적 감정을 냉소와 유쾌함의 경계에서 자유자재로 넘나들며, 키보디스트이자 프로듀서인 세스 저스트먼의 감각적인 신스 라인은 J. 게일스의 날 선 기타 리프와 절묘한 대위법을 형성하여 음악적 긴장감을 시종일관 팽팽하게 유지합니다.</w:t>
+      </w:r>
+    </w:p>
+    <w:p>
+      <w:pPr>
+        <w:spacing w:line="324" w:lineRule="auto" w:after="120"/>
+      </w:pPr>
+      <w:r>
+        <w:rPr w:rFonts="맑은 고딕">
+          <w:rFonts w:ascii="맑은 고딕" w:hAnsi="맑은 고딕" w:eastAsia="맑은 고딕"/>
+          <w:b w:val="0"/>
+          <w:sz w:val="21"/>
+        </w:rPr>
+        <w:t>《Love Stinks》는 이듬해 발표되어 전 세계를 강타한 메가 히트작 《Freeze-Frame》의 눈부신 서막이자, 밴드의 음악적 성숙이 가장 균형 있게 응축된 분기점입니다. 아날로그 바 밴드의 묵직한 타격감과 세련된 모던 록의 질감이 공존하는 이 음반은, 세월의 더께가 내려앉은 오늘날에도 여전히 펄펄 살아 숨 쉬는 생명력을 발산합니다. 턴테이블의 바늘이 회전판의 첫 고랑에 내려앉는 순간, 청자는 1980년이라는 찬란한 전환기의 공기와 더불어 거침없는 청춘의 뜨거운 박동을 마주하게 될 것입니다.</w:t>
       </w:r>
     </w:p>
     <w:p>
@@ -168,7 +187,7 @@
           <w:b w:val="0"/>
           <w:sz w:val="21"/>
         </w:rPr>
-        <w:t>1980년 1월 EMI America 레코드를 통해 세상에 첫선을 보인 본작은, 보스턴 정통 하드 블러핑 블루스 밴드로 출발했던 이들이 1980년대라는 새로운 시대를 맞이하여 현대적인 신디사이저 사운드와 파워 팝의 세련미를 적극적으로 수용하며 음악적 지평을 확장한 기념비적 전환점입니다.</w:t>
+        <w:t>1980년 1월 EMI 아메리카(EMI America)를 통해 발매된 밴드의 아홉 번째 정규 스튜디오 앨범으로, 70년대 아메리칸 하드 블루스 록의 토대 위에 현대적인 뉴웨이브 텍스처를 본격적으로 결합하여 밴드의 제2의 전성기를 화려하게 개막한 수작입니다.</w:t>
       </w:r>
     </w:p>
     <w:p>
@@ -199,7 +218,7 @@
           <w:b w:val="0"/>
           <w:sz w:val="21"/>
         </w:rPr>
-        <w:t>발매 당시 미국 빌보드 200 앨범 차트 18위에 오르며 미국 음반 산업 협회(RIAA) 골드(Gold, 50만 장 이상) 인증을 획득하였고, 타이틀곡 'Love Stinks'와 리드 싱글 'Come Back'이 잇달아 빌보드 핫 100 차트 상위권에 안착하며 밴드가 맞이할 황금기의 서막을 화려하게 장식했습니다.</w:t>
+        <w:t>빌보드 200 앨범 차트 18위에 오르고 미국 음반산업협회(RIAA) 골드(Gold, 50만 장 이상 판매) 인증을 획득하며 대중적 상업성을 입증하였고, 타이틀곡 "Love Stinks"와 싱글 "Come Back"이 연속 히트하며 전국적인 반향을 일으켰습니다.</w:t>
       </w:r>
     </w:p>
     <w:p>
@@ -230,7 +249,7 @@
           <w:b w:val="0"/>
           <w:sz w:val="21"/>
         </w:rPr>
-        <w:t>그래미 시상식 록 부문 후보 지명 및 당대 평단으로부터 '가장 지적이며 폭발적인 파티 록 앨범'이라는 격찬을 받았으며, 훗날 유수의 영화와 대중문화 콘텐츠에 끊임없이 오마주되며 80년대 아메리칸 록을 대표하는 클래식 명반으로서의 권위를 확고히 공인받았습니다.</w:t>
+        <w:t>롤링스톤을 비롯한 유수 평단으로부터 1980년대를 여는 가장 영민하고 에너제틱한 록 앨범 중 하나로 격찬받았으며, 밴드가 향후 세계적인 록 스타 반열에 오르게 된 결정적 모멘텀으로 공인받고 있습니다.</w:t>
       </w:r>
     </w:p>
     <w:p>
@@ -275,7 +294,7 @@
           <w:b w:val="0"/>
           <w:sz w:val="21"/>
         </w:rPr>
-        <w:t>미국 (USA)</w:t>
+        <w:t>미국 (매사추세츠주 보스턴)</w:t>
       </w:r>
     </w:p>
     <w:p>
@@ -306,7 +325,7 @@
           <w:b w:val="0"/>
           <w:sz w:val="21"/>
         </w:rPr>
-        <w:t>1967년 결성</w:t>
+        <w:t>1967년 결성 ~ 1985년 해체 (이후 수차례 재결합 투어 진행)</w:t>
       </w:r>
     </w:p>
     <w:p>
@@ -337,7 +356,7 @@
           <w:b w:val="0"/>
           <w:sz w:val="21"/>
         </w:rPr>
-        <w:t>6인조 록 그룹 (The J. Geils Band)</w:t>
+        <w:t>6인조 록 밴드 (The J. Geils Band)</w:t>
       </w:r>
     </w:p>
     <w:p>
@@ -368,7 +387,7 @@
           <w:b w:val="0"/>
           <w:sz w:val="21"/>
         </w:rPr>
-        <w:t>카리스마 넘치는 보컬리스트 피터 울프(Peter Wolf)의 독보적인 무대 장악력과 기타리스트 J. 게일스(J. Geils), 하모니카의 거장 매직 딕(Magic Dick)의 견고한 연주력으로 무장한 보스턴 출신의 전설적 록 밴드입니다. 블루스와 솔(Soul) 음악의 짙은 뿌리 위에 팝과 뉴웨이브의 시대적 숨결을 능숙하게 조화시키며, 아메리칸 로큰롤 역사에서 가장 뜨겁고 생명력 넘치는 파티 록의 미학을 확립한 선구자로 평가받습니다.</w:t>
+        <w:t>거친 블루스와 소울의 자양분을 바탕으로 압도적인 라이브 퍼포먼스를 선보이며 아메리칸 바 록의 전설로 군림한 밴드입니다. 피터 울프의 독보적인 카리스마와 J. 게일스의 정통 록 기타, 세스 저스트먼의 감각적인 건반 편곡이 어우러져 팝 음악사에 굵직한 궤적을 남겼습니다.</w:t>
       </w:r>
     </w:p>
     <w:p>
@@ -413,7 +432,7 @@
           <w:b w:val="0"/>
           <w:sz w:val="21"/>
         </w:rPr>
-        <w:t>1970년대의 거친 펍 록과 블루스 기반의 연주력에서 1980년대 대중적 팝 록으로 도약하는 결정적 가교를 놓은 앨범입니다. 프로듀서이자 건반 연주자인 세스 저스트먼(Seth Justman)의 세련된 신디사이저 편곡과 피터 울프의 위트 넘치는 서사가 정교한 균형을 이루며, 전 세계를 뒤흔든 차기작 《Freeze-Frame》(1981)의 폭발적 성공을 예견한 예술적 분기점이자 음악적 완성도의 정점을 보여줍니다.</w:t>
+        <w:t>클래식 록의 육중한 유산과 80년대 초반 태동하던 뉴웨이브 신스 팝의 감수성을 유려하게 교망시킨 가교적 명반입니다. 하드 록 밴드가 본연의 야성을 잃지 않으면서도 시대의 패러다임 변화를 어떻게 예술적 성취로 승화시킬 수 있는지를 증명한 팝/록 역사의 모범적 사례입니다.</w:t>
       </w:r>
     </w:p>
     <w:p>
@@ -444,7 +463,7 @@
           <w:b w:val="0"/>
           <w:sz w:val="21"/>
         </w:rPr>
-        <w:t>1980년이라는 시점은 디스코의 열풍이 잦아들고 MTV 시대의 도래 직전, 새로운 세대의 록 음악이 거칠게 태동하던 전환기였습니다. 본 음반은 감상주의에 젖어 있던 전통적인 사랑 노래의 환상을 해학적으로 해체하며, 차가운 산업 사회 속에서 상처 입으면서도 웃음을 잃지 않으려 했던 도시 청춘들의 솔직하고 씁쓸한 고백을 거침없는 로큰롤 비트에 고스란히 담아내고 있습니다.</w:t>
+        <w:t>1970년대의 무거운 사회적 피로감을 털어내고 새로운 10년을 맞이하던 당대 젊은이들의 들뜬 정서와 자유분방한 냉소가 고스란히 담겨 있습니다. 낭만적 사랑의 환상을 위트 있게 꼬집으며 청춘의 고뇌와 해방감을 동시에 포착한 당대의 독보적인 문화적 텍스트입니다.</w:t>
       </w:r>
     </w:p>
     <w:p>
@@ -519,7 +538,7 @@
           <w:b w:val="0"/>
           <w:sz w:val="21"/>
         </w:rPr>
-        <w:t>앨범의 포문을 여는 질주감 넘치는 트랙으로, 숨 가쁜 리듬과 날카로운 기타 리프가 청자에게 압도적인 생동감과 카타르시스를 선사합니다.</w:t>
+        <w:t>앨범의 포문을 여는 역동적인 업템포 록 넘버로, 세스 저스트먼의 화려한 신디사이저와 밴드의 타이트한 리듬 섹션이 질주하듯 펼쳐집니다.</w:t>
       </w:r>
     </w:p>
     <w:p>
@@ -550,7 +569,7 @@
           <w:b w:val="0"/>
           <w:sz w:val="21"/>
         </w:rPr>
-        <w:t>펑키한 베이스라인과 서정적인 멜로디, 짙은 블루지 감성이 뉴웨이브 신스 사운드와 완벽한 조화를 이루는 매혹적인 곡입니다.</w:t>
+        <w:t>몽환적인 신스 베이스와 디스코풍의 비트, 피터 울프의 처연한 보컬이 어우러져 뉴웨이브적 감수성의 정점을 보여주는 싱글 명곡입니다.</w:t>
       </w:r>
     </w:p>
     <w:p>
@@ -581,7 +600,38 @@
           <w:b w:val="0"/>
           <w:sz w:val="21"/>
         </w:rPr>
-        <w:t>묵직한 드럼 비트와 중독성 강한 합창 코러스, 피터 울프의 익살스러우면서도 진솔한 보컬이 어우러진 본작의 백미이자 시대를 초월한 록 앤섬(Anthem)입니다.</w:t>
+        <w:t>냉소적 유머와 중독성 강한 앤섬형 코러스가 돋보이는 밴드의 불멸의 시그니처 트랙으로, 거침없는 솔직함이 통쾌한 카타르시스를 선사합니다.</w:t>
+      </w:r>
+    </w:p>
+    <w:p>
+      <w:pPr>
+        <w:spacing w:line="324" w:lineRule="auto" w:after="80"/>
+      </w:pPr>
+      <w:r>
+        <w:rPr w:rFonts="맑은 고딕">
+          <w:rFonts w:ascii="맑은 고딕" w:hAnsi="맑은 고딕" w:eastAsia="맑은 고딕"/>
+          <w:b w:val="0"/>
+          <w:color w:val="6B7280"/>
+          <w:sz w:val="21"/>
+        </w:rPr>
+        <w:t xml:space="preserve">· </w:t>
+      </w:r>
+      <w:r>
+        <w:rPr w:rFonts="맑은 고딕">
+          <w:rFonts w:ascii="맑은 고딕" w:hAnsi="맑은 고딕" w:eastAsia="맑은 고딕"/>
+          <w:b/>
+          <w:color w:val="1F2937"/>
+          <w:sz w:val="21"/>
+        </w:rPr>
+        <w:t xml:space="preserve">"Night Time": </w:t>
+      </w:r>
+      <w:r>
+        <w:rPr w:rFonts="맑은 고딕">
+          <w:rFonts w:ascii="맑은 고딕" w:hAnsi="맑은 고딕" w:eastAsia="맑은 고딕"/>
+          <w:b w:val="0"/>
+          <w:sz w:val="21"/>
+        </w:rPr>
+        <w:t>거친 로큰롤의 본능과 블루지한 하모니카 연주가 얽혀 밴드의 뿌리를 다시금 상기시키는 에너지 넘치는 트랙입니다.</w:t>
       </w:r>
     </w:p>
     <w:p>
@@ -612,7 +662,7 @@
           <w:b w:val="0"/>
           <w:sz w:val="21"/>
         </w:rPr>
-        <w:t>진공관 앰프를 통해 증폭되는 아날로그 LP 특유의 펀치감 있는 저음과 따뜻한 질감의 기타 톤은 디지털 음원에서는 결코 느낄 수 없는 공간감을 연출합니다. 특히 매직 딕의 화려한 하모니카 솔로와 날카로운 스네어 타격음이 턴테이블 카트리지를 타고 흐를 때, 1980년대 초 아날로그 스튜디오의 공기감과 라이브 클럽의 뜨거운 열기가 눈앞에 생생히 피어오르는 전율을 경험할 수 있습니다.</w:t>
+        <w:t>턴테이블의 바늘을 통해 전해지는 아날로그 바이닐 특유의 단단하고 응집력 있는 저음역은 드럼과 베이스의 생동감을 극대화합니다. 특히 온기 있는 진공관 앰프를 통해 감상할 때, 날카롭게 뻗어나가는 J. 게일스의 펜더 기타 톤과 매직 딕의 블루스 하모니카가 더욱 깊고 풍성한 질감으로 살아나 진정한 빈티지 사운드의 묘미를 만끽할 수 있습니다.</w:t>
       </w:r>
     </w:p>
     <w:p>
@@ -643,7 +693,7 @@
           <w:b w:val="0"/>
           <w:sz w:val="21"/>
         </w:rPr>
-        <w:t>거침없는 록의 야성미와 정교한 스튜디오 프로덕션이 가장 이상적인 균형을 이루던 시절의 정점을 포착한 음반입니다. 오리지널 바이닐 프레싱 특유의 폭넓은 다이내믹 레인지는 아날로그 사운드의 참된 묘미를 추구하는 LP 컬렉터들에게 결코 놓칠 수 없는 귀중한 음악적 유산입니다.</w:t>
+        <w:t>80년대 대중음악 혁명의 전환점에 서 있는 앨범이자, 오리지널 LP 특유의 펀치력 넘치는 마스터링 사운드를 소장하는 것만으로도 아날로그 록 컬렉터들에게는 대체 불가능한 역사적 가치와 감상의 환희를 동시에 선사하는 필청 음반입니다.</w:t>
       </w:r>
     </w:p>
     <w:p>
@@ -657,7 +707,7 @@
           <w:color w:val="4338CA"/>
           <w:sz w:val="21"/>
         </w:rPr>
-        <w:t>이 음반을 통해 아날로그 바늘 끝에서 피어나는 유쾌한 록의 열기와 시대를 뛰어넘는 명반이 전해주는 감동을 다시 한번 경험해 보시는 것은 어떨까요?</w:t>
+        <w:t>이 음반을 통해 아날로그 홈의 깊은 울림 속에서 낭만과 파격을 넘나들며 시대를 뛰어넘는 로큰롤의 뜨거운 활력을 전해주는 감동을 다시 한번 경험해 보시는 것은 어떨까요?</w:t>
       </w:r>
     </w:p>
     <w:sectPr>
